--- a/methodical-development/Teacher_methodical_kit.docx
+++ b/methodical-development/Teacher_methodical_kit.docx
@@ -183,14 +183,7 @@
         <w:jc w:val="both"/>
       </w:pPr>
       <w:r>
-        <w:rPr>
-          <w:rFonts w:ascii="Times New Roman" w:hAnsi="Times New Roman" w:eastAsia="Times New Roman" w:cs="Times New Roman"/>
-          <w:b w:val="0"/>
-          <w:i w:val="0"/>
-          <w:color w:val="000000"/>
-          <w:sz w:val="21"/>
-        </w:rPr>
-        <w:t>Команда создаёт диагностический маршрут, который помогает другому ученику выбрать между полной трассировкой, несколькими проверочными шагами и аналитическим решением. Маршрут подтверждается данными не менее трёх попыток, картой ошибок, обычным и граничным примером и независимой проверкой.</w:t>
+        <w:t>Команда создаёт диагностический маршрут, который помогает другому ученику выбрать между полной трассировкой, несколькими проверочными шагами и аналитическим решением. Маршрут опирается на свободную исходную попытку, контролируемое сравнение двух стратегий на структурно парных задачах, карту ошибок, обычный и граничный пример и независимую проверку.</w:t>
       </w:r>
     </w:p>
     <w:p>
@@ -626,15 +619,7 @@
               <w:spacing w:before="0" w:after="0" w:line="252" w:lineRule="auto"/>
               <w:jc w:val="left"/>
             </w:pPr>
-            <w:r/>
-            <w:r>
-              <w:rPr>
-                <w:rFonts w:ascii="Times New Roman" w:hAnsi="Times New Roman" w:eastAsia="Times New Roman" w:cs="Times New Roman"/>
-                <w:b/>
-                <w:i w:val="0"/>
-                <w:color w:val="000000"/>
-                <w:sz w:val="18"/>
-              </w:rPr>
+            <w:r>
               <w:t>Контрольно измерительные материалы</w:t>
             </w:r>
           </w:p>
@@ -655,15 +640,7 @@
               <w:spacing w:before="0" w:after="0" w:line="252" w:lineRule="auto"/>
               <w:jc w:val="left"/>
             </w:pPr>
-            <w:r/>
-            <w:r>
-              <w:rPr>
-                <w:rFonts w:ascii="Times New Roman" w:hAnsi="Times New Roman" w:eastAsia="Times New Roman" w:cs="Times New Roman"/>
-                <w:b w:val="0"/>
-                <w:i w:val="0"/>
-                <w:color w:val="000000"/>
-                <w:sz w:val="18"/>
-              </w:rPr>
+            <w:r>
               <w:t>Входной и итоговый контроль</w:t>
             </w:r>
           </w:p>
@@ -684,16 +661,8 @@
               <w:spacing w:before="0" w:after="0" w:line="252" w:lineRule="auto"/>
               <w:jc w:val="left"/>
             </w:pPr>
-            <w:r/>
-            <w:r>
-              <w:rPr>
-                <w:rFonts w:ascii="Times New Roman" w:hAnsi="Times New Roman" w:eastAsia="Times New Roman" w:cs="Times New Roman"/>
-                <w:b w:val="0"/>
-                <w:i w:val="0"/>
-                <w:color w:val="000000"/>
-                <w:sz w:val="18"/>
-              </w:rPr>
-              <w:t>Мини тест, практический кейс, два варианта итоговой задачи и ключи</w:t>
+            <w:r>
+              <w:t>Мини тест, практический кейс, два варианта итоговой задачи на новой машине и ключи</w:t>
             </w:r>
           </w:p>
         </w:tc>
@@ -910,14 +879,7 @@
         <w:jc w:val="left"/>
       </w:pPr>
       <w:r>
-        <w:rPr>
-          <w:rFonts w:ascii="Times New Roman" w:hAnsi="Times New Roman" w:eastAsia="Times New Roman" w:cs="Times New Roman"/>
-          <w:b w:val="0"/>
-          <w:i w:val="0"/>
-          <w:color w:val="000000"/>
-          <w:sz w:val="20"/>
-        </w:rPr>
-        <w:t>[ ] Распечатать входной мини тест и один вариант итоговой задачи на каждого ученика.</w:t>
+        <w:t>[ ] Распечатать входной мини тест и один вариант итоговой задачи на каждого ученика. Итоговая задача использует новую трёхсостоянийную машину, которой не было в практическом кейсе.</w:t>
       </w:r>
     </w:p>
     <w:p>
@@ -944,14 +906,7 @@
         <w:jc w:val="left"/>
       </w:pPr>
       <w:r>
-        <w:rPr>
-          <w:rFonts w:ascii="Times New Roman" w:hAnsi="Times New Roman" w:eastAsia="Times New Roman" w:cs="Times New Roman"/>
-          <w:b w:val="0"/>
-          <w:i w:val="0"/>
-          <w:color w:val="000000"/>
-          <w:sz w:val="20"/>
-        </w:rPr>
-        <w:t>[ ] Выбрать не менее трёх задач тренажёра разного уровня для эксперимента.</w:t>
+        <w:t>[ ] Выбрать входную задачу и структурно парные задачи А и Б сопоставимой сложности; подготовить карточки с назначенной стратегией и порядком выполнения.</w:t>
       </w:r>
     </w:p>
     <w:p>
@@ -1494,6 +1449,29 @@
         </w:tc>
       </w:tr>
     </w:tbl>
+    <w:p>
+      <w:pPr>
+        <w:pStyle w:val="2"/>
+      </w:pPr>
+      <w:r>
+        <w:t>Правило контролируемого сравнения</w:t>
+      </w:r>
+    </w:p>
+    <w:p>
+      <w:r>
+        <w:t>• Входная попытка выполняется свободно и показывает исходный способ работы; её не включают в прямое сравнение эффективности стратегий.</w:t>
+      </w:r>
+    </w:p>
+    <w:p>
+      <w:r>
+        <w:t>• Для попыток 2 и 3 используйте задачи с одинаковой алгоритмической структурой и сопоставимой сложностью, но разными исходными данными. Стратегию и порядок задайте до начала; по возможности половине команд дайте обратный порядок.</w:t>
+      </w:r>
+    </w:p>
+    <w:p>
+      <w:r>
+        <w:t>• Сохраняйте одинаковыми исполнителя, лимит времени, доступ к подсказкам и правила фиксации. Вывод учеников должен отдельно содержать наблюдение, гипотезу о причине и последующую проверку.</w:t>
+      </w:r>
+    </w:p>
     <w:p>
       <w:pPr>
         <w:spacing w:after="40"/>
@@ -2097,19 +2075,7 @@
             </w:tcMar>
           </w:tcPr>
           <w:p>
-            <w:pPr>
-              <w:spacing w:before="0" w:after="0" w:line="252" w:lineRule="auto"/>
-              <w:jc w:val="left"/>
-            </w:pPr>
-            <w:r/>
-            <w:r>
-              <w:rPr>
-                <w:rFonts w:ascii="Times New Roman" w:hAnsi="Times New Roman" w:eastAsia="Times New Roman" w:cs="Times New Roman"/>
-                <w:b w:val="0"/>
-                <w:i w:val="0"/>
-                <w:color w:val="000000"/>
-                <w:sz w:val="17"/>
-              </w:rPr>
+            <w:r>
               <w:t>10-15</w:t>
             </w:r>
           </w:p>
@@ -2126,20 +2092,8 @@
             </w:tcMar>
           </w:tcPr>
           <w:p>
-            <w:pPr>
-              <w:spacing w:before="0" w:after="0" w:line="252" w:lineRule="auto"/>
-              <w:jc w:val="left"/>
-            </w:pPr>
-            <w:r/>
-            <w:r>
-              <w:rPr>
-                <w:rFonts w:ascii="Times New Roman" w:hAnsi="Times New Roman" w:eastAsia="Times New Roman" w:cs="Times New Roman"/>
-                <w:b w:val="0"/>
-                <w:i w:val="0"/>
-                <w:color w:val="000000"/>
-                <w:sz w:val="17"/>
-              </w:rPr>
-              <w:t>Показывает, какие данные попытки нужны. Напоминает роль симулятора.</w:t>
+            <w:r>
+              <w:t>Выдаёт структурно парные задачи А и Б. Заранее назначает две сравниваемые стратегии и порядок; проверяет постоянство исполнителя, лимита и подсказок.</w:t>
             </w:r>
           </w:p>
         </w:tc>
@@ -2155,20 +2109,8 @@
             </w:tcMar>
           </w:tcPr>
           <w:p>
-            <w:pPr>
-              <w:spacing w:before="0" w:after="0" w:line="252" w:lineRule="auto"/>
-              <w:jc w:val="left"/>
-            </w:pPr>
-            <w:r/>
-            <w:r>
-              <w:rPr>
-                <w:rFonts w:ascii="Times New Roman" w:hAnsi="Times New Roman" w:eastAsia="Times New Roman" w:cs="Times New Roman"/>
-                <w:b w:val="0"/>
-                <w:i w:val="0"/>
-                <w:color w:val="000000"/>
-                <w:sz w:val="17"/>
-              </w:rPr>
-              <w:t>Выбирают три задачи и планируют различающиеся способы решения.</w:t>
+            <w:r>
+              <w:t>Проверяют, чем задачи сходны и чем различаются; записывают назначенные условия до начала работы.</w:t>
             </w:r>
           </w:p>
         </w:tc>
@@ -2184,20 +2126,8 @@
             </w:tcMar>
           </w:tcPr>
           <w:p>
-            <w:pPr>
-              <w:spacing w:before="0" w:after="0" w:line="252" w:lineRule="auto"/>
-              <w:jc w:val="left"/>
-            </w:pPr>
-            <w:r/>
-            <w:r>
-              <w:rPr>
-                <w:rFonts w:ascii="Times New Roman" w:hAnsi="Times New Roman" w:eastAsia="Times New Roman" w:cs="Times New Roman"/>
-                <w:b w:val="0"/>
-                <w:i w:val="0"/>
-                <w:color w:val="000000"/>
-                <w:sz w:val="17"/>
-              </w:rPr>
-              <w:t>План эксперимента содержит минимум три попытки.</w:t>
+            <w:r>
+              <w:t>Есть план сопоставимой пары и условия контроля.</w:t>
             </w:r>
           </w:p>
         </w:tc>
@@ -2218,19 +2148,7 @@
             </w:tcMar>
           </w:tcPr>
           <w:p>
-            <w:pPr>
-              <w:spacing w:before="0" w:after="0" w:line="252" w:lineRule="auto"/>
-              <w:jc w:val="left"/>
-            </w:pPr>
-            <w:r/>
-            <w:r>
-              <w:rPr>
-                <w:rFonts w:ascii="Times New Roman" w:hAnsi="Times New Roman" w:eastAsia="Times New Roman" w:cs="Times New Roman"/>
-                <w:b w:val="0"/>
-                <w:i w:val="0"/>
-                <w:color w:val="000000"/>
-                <w:sz w:val="17"/>
-              </w:rPr>
+            <w:r>
               <w:t>15-30</w:t>
             </w:r>
           </w:p>
@@ -2247,20 +2165,8 @@
             </w:tcMar>
           </w:tcPr>
           <w:p>
-            <w:pPr>
-              <w:spacing w:before="0" w:after="0" w:line="252" w:lineRule="auto"/>
-              <w:jc w:val="left"/>
-            </w:pPr>
-            <w:r/>
-            <w:r>
-              <w:rPr>
-                <w:rFonts w:ascii="Times New Roman" w:hAnsi="Times New Roman" w:eastAsia="Times New Roman" w:cs="Times New Roman"/>
-                <w:b w:val="0"/>
-                <w:i w:val="0"/>
-                <w:color w:val="000000"/>
-                <w:sz w:val="17"/>
-              </w:rPr>
-              <w:t>Наблюдает и задаёт диагностические вопросы, не сообщает закономерность.</w:t>
+            <w:r>
+              <w:t>Наблюдает и задаёт диагностические вопросы, не разрешая менять стратегию после начала попытки.</w:t>
             </w:r>
           </w:p>
         </w:tc>
@@ -2276,20 +2182,8 @@
             </w:tcMar>
           </w:tcPr>
           <w:p>
-            <w:pPr>
-              <w:spacing w:before="0" w:after="0" w:line="252" w:lineRule="auto"/>
-              <w:jc w:val="left"/>
-            </w:pPr>
-            <w:r/>
-            <w:r>
-              <w:rPr>
-                <w:rFonts w:ascii="Times New Roman" w:hAnsi="Times New Roman" w:eastAsia="Times New Roman" w:cs="Times New Roman"/>
-                <w:b w:val="0"/>
-                <w:i w:val="0"/>
-                <w:color w:val="000000"/>
-                <w:sz w:val="17"/>
-              </w:rPr>
-              <w:t>Решают задачи, фиксируют шаги, время, подсказки и ошибки.</w:t>
+            <w:r>
+              <w:t>Выполняют попытки 2 и 3 по назначенным условиям; фиксируют шаги, время, подсказки, ошибки и отклонения от плана.</w:t>
             </w:r>
           </w:p>
         </w:tc>
@@ -2305,20 +2199,8 @@
             </w:tcMar>
           </w:tcPr>
           <w:p>
-            <w:pPr>
-              <w:spacing w:before="0" w:after="0" w:line="252" w:lineRule="auto"/>
-              <w:jc w:val="left"/>
-            </w:pPr>
-            <w:r/>
-            <w:r>
-              <w:rPr>
-                <w:rFonts w:ascii="Times New Roman" w:hAnsi="Times New Roman" w:eastAsia="Times New Roman" w:cs="Times New Roman"/>
-                <w:b w:val="0"/>
-                <w:i w:val="0"/>
-                <w:color w:val="000000"/>
-                <w:sz w:val="17"/>
-              </w:rPr>
-              <w:t>Заполнены протоколы попыток.</w:t>
+            <w:r>
+              <w:t>Заполнен протокол двух сопоставимых попыток.</w:t>
             </w:r>
           </w:p>
         </w:tc>
@@ -2339,19 +2221,7 @@
             </w:tcMar>
           </w:tcPr>
           <w:p>
-            <w:pPr>
-              <w:spacing w:before="0" w:after="0" w:line="252" w:lineRule="auto"/>
-              <w:jc w:val="left"/>
-            </w:pPr>
-            <w:r/>
-            <w:r>
-              <w:rPr>
-                <w:rFonts w:ascii="Times New Roman" w:hAnsi="Times New Roman" w:eastAsia="Times New Roman" w:cs="Times New Roman"/>
-                <w:b w:val="0"/>
-                <w:i w:val="0"/>
-                <w:color w:val="000000"/>
-                <w:sz w:val="17"/>
-              </w:rPr>
+            <w:r>
               <w:t>30-37</w:t>
             </w:r>
           </w:p>
@@ -2368,20 +2238,8 @@
             </w:tcMar>
           </w:tcPr>
           <w:p>
-            <w:pPr>
-              <w:spacing w:before="0" w:after="0" w:line="252" w:lineRule="auto"/>
-              <w:jc w:val="left"/>
-            </w:pPr>
-            <w:r/>
-            <w:r>
-              <w:rPr>
-                <w:rFonts w:ascii="Times New Roman" w:hAnsi="Times New Roman" w:eastAsia="Times New Roman" w:cs="Times New Roman"/>
-                <w:b w:val="0"/>
-                <w:i w:val="0"/>
-                <w:color w:val="000000"/>
-                <w:sz w:val="17"/>
-              </w:rPr>
-              <w:t>Останавливает работу и просит сравнить попытки по двум или более показателям.</w:t>
+            <w:r>
+              <w:t>Просит отделить наблюдаемое различие от предположения о его причине и назвать способ последующей проверки.</w:t>
             </w:r>
           </w:p>
         </w:tc>
@@ -2397,20 +2255,8 @@
             </w:tcMar>
           </w:tcPr>
           <w:p>
-            <w:pPr>
-              <w:spacing w:before="0" w:after="0" w:line="252" w:lineRule="auto"/>
-              <w:jc w:val="left"/>
-            </w:pPr>
-            <w:r/>
-            <w:r>
-              <w:rPr>
-                <w:rFonts w:ascii="Times New Roman" w:hAnsi="Times New Roman" w:eastAsia="Times New Roman" w:cs="Times New Roman"/>
-                <w:b w:val="0"/>
-                <w:i w:val="0"/>
-                <w:color w:val="000000"/>
-                <w:sz w:val="17"/>
-              </w:rPr>
-              <w:t>Выделяют повтор, роль состояния или однонаправленный проход.</w:t>
+            <w:r>
+              <w:t>Формулируют наблюдение, причинную гипотезу и проверку на обычном или граничном примере.</w:t>
             </w:r>
           </w:p>
         </w:tc>
@@ -2426,20 +2272,8 @@
             </w:tcMar>
           </w:tcPr>
           <w:p>
-            <w:pPr>
-              <w:spacing w:before="0" w:after="0" w:line="252" w:lineRule="auto"/>
-              <w:jc w:val="left"/>
-            </w:pPr>
-            <w:r/>
-            <w:r>
-              <w:rPr>
-                <w:rFonts w:ascii="Times New Roman" w:hAnsi="Times New Roman" w:eastAsia="Times New Roman" w:cs="Times New Roman"/>
-                <w:b w:val="0"/>
-                <w:i w:val="0"/>
-                <w:color w:val="000000"/>
-                <w:sz w:val="17"/>
-              </w:rPr>
-              <w:t>Сформулирована проверяемая гипотеза.</w:t>
+            <w:r>
+              <w:t>Вывод не подменяет данные причинным утверждением.</w:t>
             </w:r>
           </w:p>
         </w:tc>
@@ -3869,15 +3703,7 @@
               <w:spacing w:before="0" w:after="0" w:line="252" w:lineRule="auto"/>
               <w:jc w:val="left"/>
             </w:pPr>
-            <w:r/>
-            <w:r>
-              <w:rPr>
-                <w:rFonts w:ascii="Times New Roman" w:hAnsi="Times New Roman" w:eastAsia="Times New Roman" w:cs="Times New Roman"/>
-                <w:b w:val="0"/>
-                <w:i w:val="0"/>
-                <w:color w:val="000000"/>
-                <w:sz w:val="17"/>
-              </w:rPr>
+            <w:r>
               <w:t>42-45</w:t>
             </w:r>
           </w:p>
@@ -3898,16 +3724,8 @@
               <w:spacing w:before="0" w:after="0" w:line="252" w:lineRule="auto"/>
               <w:jc w:val="left"/>
             </w:pPr>
-            <w:r/>
-            <w:r>
-              <w:rPr>
-                <w:rFonts w:ascii="Times New Roman" w:hAnsi="Times New Roman" w:eastAsia="Times New Roman" w:cs="Times New Roman"/>
-                <w:b w:val="0"/>
-                <w:i w:val="0"/>
-                <w:color w:val="000000"/>
-                <w:sz w:val="17"/>
-              </w:rPr>
-              <w:t>Выдаёт индивидуальный итоговый КИМ без подсказок.</w:t>
+            <w:r>
+              <w:t>Выдаёт индивидуальный итоговый КИМ без подсказок. Машина и трёхшаговый цикл не использовались в практическом кейсе.</w:t>
             </w:r>
           </w:p>
         </w:tc>
@@ -3927,16 +3745,8 @@
               <w:spacing w:before="0" w:after="0" w:line="252" w:lineRule="auto"/>
               <w:jc w:val="left"/>
             </w:pPr>
-            <w:r/>
-            <w:r>
-              <w:rPr>
-                <w:rFonts w:ascii="Times New Roman" w:hAnsi="Times New Roman" w:eastAsia="Times New Roman" w:cs="Times New Roman"/>
-                <w:b w:val="0"/>
-                <w:i w:val="0"/>
-                <w:color w:val="000000"/>
-                <w:sz w:val="17"/>
-              </w:rPr>
-              <w:t>Решают аналитическую задачу и указывают стратегию.</w:t>
+            <w:r>
+              <w:t>Переносят способ поиска цикла на новую таблицу команд, решают задачу и указывают стратегию.</w:t>
             </w:r>
           </w:p>
         </w:tc>
@@ -3956,16 +3766,8 @@
               <w:spacing w:before="0" w:after="0" w:line="252" w:lineRule="auto"/>
               <w:jc w:val="left"/>
             </w:pPr>
-            <w:r/>
-            <w:r>
-              <w:rPr>
-                <w:rFonts w:ascii="Times New Roman" w:hAnsi="Times New Roman" w:eastAsia="Times New Roman" w:cs="Times New Roman"/>
-                <w:b w:val="0"/>
-                <w:i w:val="0"/>
-                <w:color w:val="000000"/>
-                <w:sz w:val="17"/>
-              </w:rPr>
-              <w:t>Получен итоговый индивидуальный замер.</w:t>
+            <w:r>
+              <w:t>Получен итоговый индивидуальный замер переноса.</w:t>
             </w:r>
           </w:p>
         </w:tc>
@@ -5729,14 +5531,7 @@
         <w:jc w:val="left"/>
       </w:pPr>
       <w:r>
-        <w:rPr>
-          <w:rFonts w:ascii="Times New Roman" w:hAnsi="Times New Roman" w:eastAsia="Times New Roman" w:cs="Times New Roman"/>
-          <w:b w:val="0"/>
-          <w:i w:val="0"/>
-          <w:color w:val="000000"/>
-          <w:sz w:val="21"/>
-        </w:rPr>
-        <w:t>• сравнить две стратегии на одной задаче и объяснить разницу во времени и риске ошибки;</w:t>
+        <w:t>• повторить контролируемое сравнение на новой структурно парной задаче и проверить причинную гипотезу;</w:t>
       </w:r>
     </w:p>
     <w:p>
@@ -6572,19 +6367,7 @@
             <w:shd w:fill="F3F8EF"/>
           </w:tcPr>
           <w:p>
-            <w:pPr>
-              <w:spacing w:before="0" w:after="0" w:line="252" w:lineRule="auto"/>
-              <w:jc w:val="left"/>
-            </w:pPr>
-            <w:r/>
-            <w:r>
-              <w:rPr>
-                <w:rFonts w:ascii="Times New Roman" w:hAnsi="Times New Roman" w:eastAsia="Times New Roman" w:cs="Times New Roman"/>
-                <w:b/>
-                <w:i w:val="0"/>
-                <w:color w:val="000000"/>
-                <w:sz w:val="18"/>
-              </w:rPr>
+            <w:r>
               <w:t>Тренажёр не запускается</w:t>
             </w:r>
           </w:p>
@@ -6601,20 +6384,8 @@
             </w:tcMar>
           </w:tcPr>
           <w:p>
-            <w:pPr>
-              <w:spacing w:before="0" w:after="0" w:line="252" w:lineRule="auto"/>
-              <w:jc w:val="left"/>
-            </w:pPr>
-            <w:r/>
-            <w:r>
-              <w:rPr>
-                <w:rFonts w:ascii="Times New Roman" w:hAnsi="Times New Roman" w:eastAsia="Times New Roman" w:cs="Times New Roman"/>
-                <w:b w:val="0"/>
-                <w:i w:val="0"/>
-                <w:color w:val="000000"/>
-                <w:sz w:val="18"/>
-              </w:rPr>
-              <w:t>Выдать распечатанные таблицы команд и подготовленные результаты трёх попыток.</w:t>
+            <w:r>
+              <w:t>Выдать распечатанные таблицы команд и подготовленные результаты свободной попытки и контролируемой пары.</w:t>
             </w:r>
           </w:p>
         </w:tc>
@@ -6630,19 +6401,7 @@
             </w:tcMar>
           </w:tcPr>
           <w:p>
-            <w:pPr>
-              <w:spacing w:before="0" w:after="0" w:line="252" w:lineRule="auto"/>
-              <w:jc w:val="left"/>
-            </w:pPr>
-            <w:r/>
-            <w:r>
-              <w:rPr>
-                <w:rFonts w:ascii="Times New Roman" w:hAnsi="Times New Roman" w:eastAsia="Times New Roman" w:cs="Times New Roman"/>
-                <w:b w:val="0"/>
-                <w:i w:val="0"/>
-                <w:color w:val="000000"/>
-                <w:sz w:val="18"/>
-              </w:rPr>
+            <w:r>
               <w:t>Анализ данных, выбор стратегии и проверка маршрута</w:t>
             </w:r>
           </w:p>
@@ -6944,20 +6703,8 @@
             <w:shd w:fill="F3F8EF"/>
           </w:tcPr>
           <w:p>
-            <w:pPr>
-              <w:spacing w:before="0" w:after="0" w:line="252" w:lineRule="auto"/>
-              <w:jc w:val="left"/>
-            </w:pPr>
-            <w:r/>
-            <w:r>
-              <w:rPr>
-                <w:rFonts w:ascii="Times New Roman" w:hAnsi="Times New Roman" w:eastAsia="Times New Roman" w:cs="Times New Roman"/>
-                <w:b/>
-                <w:i w:val="0"/>
-                <w:color w:val="000000"/>
-                <w:sz w:val="18"/>
-              </w:rPr>
-              <w:t>Команда не завершила эксперимент</w:t>
+            <w:r>
+              <w:t>Команда не завершила сравнение</w:t>
             </w:r>
           </w:p>
         </w:tc>
@@ -6973,20 +6720,8 @@
             </w:tcMar>
           </w:tcPr>
           <w:p>
-            <w:pPr>
-              <w:spacing w:before="0" w:after="0" w:line="252" w:lineRule="auto"/>
-              <w:jc w:val="left"/>
-            </w:pPr>
-            <w:r/>
-            <w:r>
-              <w:rPr>
-                <w:rFonts w:ascii="Times New Roman" w:hAnsi="Times New Roman" w:eastAsia="Times New Roman" w:cs="Times New Roman"/>
-                <w:b w:val="0"/>
-                <w:i w:val="0"/>
-                <w:color w:val="000000"/>
-                <w:sz w:val="18"/>
-              </w:rPr>
-              <w:t>Дать подготовленный набор показателей попыток и попросить отметить источник данных.</w:t>
+            <w:r>
+              <w:t>Дать подготовленный набор показателей сопоставимой пары и попросить отметить источник и условия данных.</w:t>
             </w:r>
           </w:p>
         </w:tc>
@@ -7002,20 +6737,8 @@
             </w:tcMar>
           </w:tcPr>
           <w:p>
-            <w:pPr>
-              <w:spacing w:before="0" w:after="0" w:line="252" w:lineRule="auto"/>
-              <w:jc w:val="left"/>
-            </w:pPr>
-            <w:r/>
-            <w:r>
-              <w:rPr>
-                <w:rFonts w:ascii="Times New Roman" w:hAnsi="Times New Roman" w:eastAsia="Times New Roman" w:cs="Times New Roman"/>
-                <w:b w:val="0"/>
-                <w:i w:val="0"/>
-                <w:color w:val="000000"/>
-                <w:sz w:val="18"/>
-              </w:rPr>
-              <w:t>Выводы должны опираться на конкретные показатели</w:t>
+            <w:r>
+              <w:t>Наблюдение, гипотеза и проверка должны опираться на конкретные показатели</w:t>
             </w:r>
           </w:p>
         </w:tc>
@@ -7180,14 +6903,7 @@
         <w:jc w:val="left"/>
       </w:pPr>
       <w:r>
-        <w:rPr>
-          <w:rFonts w:ascii="Times New Roman" w:hAnsi="Times New Roman" w:eastAsia="Times New Roman" w:cs="Times New Roman"/>
-          <w:b w:val="0"/>
-          <w:i w:val="0"/>
-          <w:color w:val="000000"/>
-          <w:sz w:val="21"/>
-        </w:rPr>
-        <w:t>• подготовленные данные попыток с временем, шагами, подсказками и результатом;</w:t>
+        <w:t>• подготовленные данные свободной попытки и контролируемой пары с временем, шагами, подсказками и результатом;</w:t>
       </w:r>
     </w:p>
     <w:p>
